--- a/ploteo/pruebas_uni/IA_pruebas/INFORME_DETALLADO_TESTS_IA.docx
+++ b/ploteo/pruebas_uni/IA_pruebas/INFORME_DETALLADO_TESTS_IA.docx
@@ -22,7 +22,7 @@
     </w:p>
     <w:p>
       <w:r>
-        <w:t>Generado el 02/09/2026.</w:t>
+        <w:t>Generado el 08/09/2026.</w:t>
       </w:r>
     </w:p>
     <w:p>
@@ -1393,7 +1393,7 @@
               <w:rPr>
                 <w:sz w:val="17"/>
               </w:rPr>
-              <w:t>B1</w:t>
+              <w:t>B1_B2_B3_B4</w:t>
             </w:r>
           </w:p>
         </w:tc>
@@ -1447,7 +1447,7 @@
               <w:rPr>
                 <w:sz w:val="17"/>
               </w:rPr>
-              <w:t>B2</w:t>
+              <w:t>B5</w:t>
             </w:r>
           </w:p>
         </w:tc>
@@ -1501,7 +1501,7 @@
               <w:rPr>
                 <w:sz w:val="17"/>
               </w:rPr>
-              <w:t>B3</w:t>
+              <w:t>B6</w:t>
             </w:r>
           </w:p>
         </w:tc>
@@ -1555,7 +1555,7 @@
               <w:rPr>
                 <w:sz w:val="17"/>
               </w:rPr>
-              <w:t>B4</w:t>
+              <w:t>B7</w:t>
             </w:r>
           </w:p>
         </w:tc>
@@ -1609,7 +1609,7 @@
               <w:rPr>
                 <w:sz w:val="17"/>
               </w:rPr>
-              <w:t>B5</w:t>
+              <w:t>B8</w:t>
             </w:r>
           </w:p>
         </w:tc>
@@ -2170,7 +2170,7 @@
           <w:b/>
           <w:sz w:val="20"/>
         </w:rPr>
-        <w:t>NOTA: La marcha blanca del instalador ejecuta los suites con pytest, que corre tanto tests unittest (como estos) como tests en estilo pytest puro que se agreguen a la carpeta pruebas/.</w:t>
+        <w:t>NOTA: La marcha blanca del instalador ejecuta los suites con pytest, que corre tanto tests unittest (como estos) como tests en estilo pytest puro que se agreguen a fuentes/pruebas/ del paquete de instalación (generado por crear_instalador.sh desde pruebas_uni/).</w:t>
       </w:r>
     </w:p>
     <w:p>
@@ -2219,7 +2219,7 @@
           <w:b/>
           <w:sz w:val="20"/>
         </w:rPr>
-        <w:t>NOTA: Este informe documenta los 31 tests sugeridos por IA. En paralelo, pruebas/mis_pruebas/ contiene 41 tests adicionales (M1-M5) desarrollados de forma guiada, documentados en INFORME_DETALLADO_MIS_TESTS_M1_M5.docx. La suite completa suma 72 pruebas.</w:t>
+        <w:t>NOTA: Este informe documenta los 31 tests sugeridos por IA. En paralelo, pruebas_uni/mis_pruebas/ contiene 41 tests adicionales (M1-M5) desarrollados de forma guiada, documentados en INFORME_DETALLADO_MIS_TESTS_M1_M5.docx. La suite completa suma 72 pruebas.</w:t>
       </w:r>
     </w:p>
     <w:sectPr>

--- a/ploteo/pruebas_uni/IA_pruebas/INFORME_DETALLADO_TESTS_IA.docx
+++ b/ploteo/pruebas_uni/IA_pruebas/INFORME_DETALLADO_TESTS_IA.docx
@@ -22,7 +22,7 @@
     </w:p>
     <w:p>
       <w:r>
-        <w:t>Generado el 08/09/2026.</w:t>
+        <w:t>Generado el 09/09/2026.</w:t>
       </w:r>
     </w:p>
     <w:p>
@@ -889,7 +889,7 @@
               <w:rPr>
                 <w:sz w:val="17"/>
               </w:rPr>
-              <w:t>Línea ajena al proyecto</w:t>
+              <w:t>Cualquier event_id es válido</w:t>
             </w:r>
           </w:p>
         </w:tc>
@@ -902,7 +902,7 @@
               <w:rPr>
                 <w:sz w:val="17"/>
               </w:rPr>
-              <w:t>Texto sin la marca 'csn_'</w:t>
+              <w:t>Línea válida con event_id sin 'csn_' (ej. 'simulador2026rqhz')</w:t>
             </w:r>
           </w:p>
         </w:tc>
@@ -915,7 +915,7 @@
               <w:rPr>
                 <w:sz w:val="17"/>
               </w:rPr>
-              <w:t>Línea rechazada</w:t>
+              <w:t>ev['event_id'] = 'simulador2026rqhz' (línea aceptada)</w:t>
             </w:r>
           </w:p>
         </w:tc>
